--- a/交付_20260811_规划环境先验解耦/06_Oracle_Leakage_Audit.docx
+++ b/交付_20260811_规划环境先验解耦/06_Oracle_Leakage_Audit.docx
@@ -295,7 +295,7 @@
                 <w:rFonts w:ascii="SimSun" w:hAnsi="SimSun" w:eastAsia="SimSun"/>
                 <w:sz w:val="17"/>
               </w:rPr>
-              <w:t>M_plan 占据侧</w:t>
+              <w:t>M_plan 占据侧（M_occ）</w:t>
             </w:r>
           </w:p>
         </w:tc>
@@ -365,7 +365,7 @@
                 <w:rFonts w:ascii="SimSun" w:hAnsi="SimSun" w:eastAsia="SimSun"/>
                 <w:sz w:val="17"/>
               </w:rPr>
-              <w:t>M_plan 遮挡侧</w:t>
+              <w:t>M_plan 遮挡侧（M_vis）</w:t>
             </w:r>
           </w:p>
         </w:tc>
@@ -399,7 +399,7 @@
                 <w:rFonts w:ascii="SimSun" w:hAnsi="SimSun" w:eastAsia="SimSun"/>
                 <w:sz w:val="17"/>
               </w:rPr>
-              <w:t>✅ 仅 M_ref 目标表面 ＋ 已发现几何</w:t>
+              <w:t>✅ 内容为该先验档给出的几何（M_ref 目标表面 ＋ 地面 ＋ 该档保留的环境构件）＋ 已发现几何；不含该档未给出的任何几何</w:t>
             </w:r>
           </w:p>
         </w:tc>
@@ -637,7 +637,36 @@
                 <w:rFonts w:ascii="SimSun" w:hAnsi="SimSun" w:eastAsia="SimSun"/>
                 <w:sz w:val="17"/>
               </w:rPr>
-              <w:t>✅ 基准为 M_ref 目标表面</w:t>
+              <w:t>✅ 基准为</w:t>
+            </w:r>
+            <w:r>
+              <w:rPr>
+                <w:rFonts w:ascii="SimSun" w:hAnsi="SimSun" w:eastAsia="SimSun"/>
+                <w:b/>
+                <w:sz w:val="17"/>
+              </w:rPr>
+              <w:t>该先验档实际给出的几何</w:t>
+            </w:r>
+            <w:r>
+              <w:rPr>
+                <w:rFonts w:ascii="SimSun" w:hAnsi="SimSun" w:eastAsia="SimSun"/>
+                <w:sz w:val="17"/>
+              </w:rPr>
+              <w:t xml:space="preserve">（M_ref 目标表面 ＋ 地面 ＋ 该档保留的环境构件），即 M_vis 的初始内容；不含任何该档未给出的几何。详见 </w:t>
+            </w:r>
+            <w:r>
+              <w:rPr>
+                <w:rFonts w:ascii="Consolas" w:hAnsi="Consolas" w:eastAsia="Consolas"/>
+                <w:sz w:val="17"/>
+              </w:rPr>
+              <w:t>09</w:t>
+            </w:r>
+            <w:r>
+              <w:rPr>
+                <w:rFonts w:ascii="SimSun" w:hAnsi="SimSun" w:eastAsia="SimSun"/>
+                <w:sz w:val="17"/>
+              </w:rPr>
+              <w:t xml:space="preserve"> 核查一</w:t>
             </w:r>
           </w:p>
         </w:tc>
@@ -1711,7 +1740,7 @@
         <w:rPr>
           <w:rFonts w:ascii="SimSun" w:hAnsi="SimSun" w:eastAsia="SimSun"/>
         </w:rPr>
-        <w:t>：非目标环境构件不再进入目标分块表（占合成变电站分块数的 5.7–8.0%）。不变量「凡 M_ref 声明为目标的表面，M_plan⁽⁰⁾ 必须含其几何」由测试锁定。</w:t>
+        <w:t>：非目标环境构件不再进入目标分块表（占合成变电站分块数的 5.7–8.0%）。不变量「凡 M_ref 声明为目标的表面，M_vis 的初始内容必须含其几何」由测试锁定。</w:t>
       </w:r>
     </w:p>
     <w:p>
@@ -1907,19 +1936,7 @@
           <w:rFonts w:ascii="SimSun" w:hAnsi="SimSun" w:eastAsia="SimSun"/>
           <w:i/>
         </w:rPr>
-        <w:t>，</w:t>
-      </w:r>
-    </w:p>
-    <w:p>
-      <w:pPr>
-        <w:ind w:left="360"/>
-      </w:pPr>
-      <w:r>
-        <w:rPr>
-          <w:rFonts w:ascii="SimSun" w:hAnsi="SimSun" w:eastAsia="SimSun"/>
-          <w:i/>
-        </w:rPr>
-        <w:t>实际上是</w:t>
+        <w:t>，实际上是</w:t>
       </w:r>
       <w:r>
         <w:rPr>
@@ -2779,6 +2796,187 @@
           </w:p>
         </w:tc>
       </w:tr>
+      <w:tr>
+        <w:tc>
+          <w:tcPr>
+            <w:tcW w:type="dxa" w:w="4320"/>
+          </w:tcPr>
+          <w:p>
+            <w:pPr>
+              <w:spacing w:before="20" w:after="20"/>
+            </w:pPr>
+            <w:r>
+              <w:rPr>
+                <w:rFonts w:ascii="SimSun" w:hAnsi="SimSun" w:eastAsia="SimSun"/>
+                <w:sz w:val="17"/>
+              </w:rPr>
+              <w:t>平台站过的位置不被膨胀抹掉</w:t>
+            </w:r>
+          </w:p>
+        </w:tc>
+        <w:tc>
+          <w:tcPr>
+            <w:tcW w:type="dxa" w:w="4320"/>
+          </w:tcPr>
+          <w:p>
+            <w:pPr>
+              <w:spacing w:before="20" w:after="20"/>
+            </w:pPr>
+            <w:r>
+              <w:rPr>
+                <w:rFonts w:ascii="Consolas" w:hAnsi="Consolas" w:eastAsia="Consolas"/>
+                <w:sz w:val="17"/>
+              </w:rPr>
+              <w:t>test_a_position_the_platform_occupied_stays_traversable</w:t>
+            </w:r>
+          </w:p>
+        </w:tc>
+      </w:tr>
+      <w:tr>
+        <w:tc>
+          <w:tcPr>
+            <w:tcW w:type="dxa" w:w="4320"/>
+          </w:tcPr>
+          <w:p>
+            <w:pPr>
+              <w:spacing w:before="20" w:after="20"/>
+            </w:pPr>
+            <w:r>
+              <w:rPr>
+                <w:rFonts w:ascii="SimSun" w:hAnsi="SimSun" w:eastAsia="SimSun"/>
+                <w:sz w:val="17"/>
+              </w:rPr>
+              <w:t>但已确认占据的格不被站位圆盘强行放开</w:t>
+            </w:r>
+          </w:p>
+        </w:tc>
+        <w:tc>
+          <w:tcPr>
+            <w:tcW w:type="dxa" w:w="4320"/>
+          </w:tcPr>
+          <w:p>
+            <w:pPr>
+              <w:spacing w:before="20" w:after="20"/>
+            </w:pPr>
+            <w:r>
+              <w:rPr>
+                <w:rFonts w:ascii="Consolas" w:hAnsi="Consolas" w:eastAsia="Consolas"/>
+                <w:sz w:val="17"/>
+              </w:rPr>
+              <w:t>test_a_stood_cell_confirmed_occupied_is_not_forced_free</w:t>
+            </w:r>
+          </w:p>
+        </w:tc>
+      </w:tr>
+      <w:tr>
+        <w:tc>
+          <w:tcPr>
+            <w:tcW w:type="dxa" w:w="4320"/>
+          </w:tcPr>
+          <w:p>
+            <w:pPr>
+              <w:spacing w:before="20" w:after="20"/>
+            </w:pPr>
+            <w:r>
+              <w:rPr>
+                <w:rFonts w:ascii="SimSun" w:hAnsi="SimSun" w:eastAsia="SimSun"/>
+                <w:b/>
+                <w:sz w:val="17"/>
+              </w:rPr>
+              <w:t>已作为先验的环境构件不被重复发现</w:t>
+            </w:r>
+          </w:p>
+        </w:tc>
+        <w:tc>
+          <w:tcPr>
+            <w:tcW w:type="dxa" w:w="4320"/>
+          </w:tcPr>
+          <w:p>
+            <w:pPr>
+              <w:spacing w:before="20" w:after="20"/>
+            </w:pPr>
+            <w:r>
+              <w:rPr>
+                <w:rFonts w:ascii="Consolas" w:hAnsi="Consolas" w:eastAsia="Consolas"/>
+                <w:sz w:val="17"/>
+              </w:rPr>
+              <w:t>test_known_prior_environment_is_not_rediscovered</w:t>
+            </w:r>
+          </w:p>
+        </w:tc>
+      </w:tr>
+      <w:tr>
+        <w:tc>
+          <w:tcPr>
+            <w:tcW w:type="dxa" w:w="4320"/>
+          </w:tcPr>
+          <w:p>
+            <w:pPr>
+              <w:spacing w:before="20" w:after="20"/>
+            </w:pPr>
+            <w:r>
+              <w:rPr>
+                <w:rFonts w:ascii="SimSun" w:hAnsi="SimSun" w:eastAsia="SimSun"/>
+                <w:sz w:val="17"/>
+              </w:rPr>
+              <w:t>发现累积幂等</w:t>
+            </w:r>
+          </w:p>
+        </w:tc>
+        <w:tc>
+          <w:tcPr>
+            <w:tcW w:type="dxa" w:w="4320"/>
+          </w:tcPr>
+          <w:p>
+            <w:pPr>
+              <w:spacing w:before="20" w:after="20"/>
+            </w:pPr>
+            <w:r>
+              <w:rPr>
+                <w:rFonts w:ascii="Consolas" w:hAnsi="Consolas" w:eastAsia="Consolas"/>
+                <w:sz w:val="17"/>
+              </w:rPr>
+              <w:t>test_discovery_accumulation_is_idempotent</w:t>
+            </w:r>
+          </w:p>
+        </w:tc>
+      </w:tr>
+      <w:tr>
+        <w:tc>
+          <w:tcPr>
+            <w:tcW w:type="dxa" w:w="4320"/>
+          </w:tcPr>
+          <w:p>
+            <w:pPr>
+              <w:spacing w:before="20" w:after="20"/>
+            </w:pPr>
+            <w:r>
+              <w:rPr>
+                <w:rFonts w:ascii="SimSun" w:hAnsi="SimSun" w:eastAsia="SimSun"/>
+                <w:sz w:val="17"/>
+              </w:rPr>
+              <w:t>二维 carving 的已知近似边界与两条自限机制</w:t>
+            </w:r>
+          </w:p>
+        </w:tc>
+        <w:tc>
+          <w:tcPr>
+            <w:tcW w:type="dxa" w:w="4320"/>
+          </w:tcPr>
+          <w:p>
+            <w:pPr>
+              <w:spacing w:before="20" w:after="20"/>
+            </w:pPr>
+            <w:r>
+              <w:rPr>
+                <w:rFonts w:ascii="Consolas" w:hAnsi="Consolas" w:eastAsia="Consolas"/>
+                <w:sz w:val="17"/>
+              </w:rPr>
+              <w:t>test_free_carving_is_a_two_dimensional_approximation</w:t>
+            </w:r>
+          </w:p>
+        </w:tc>
+      </w:tr>
     </w:tbl>
     <w:p/>
     <w:p>
@@ -2921,6 +3119,530 @@
           <w:b/>
         </w:rPr>
         <w:t>[A]</w:t>
+      </w:r>
+    </w:p>
+    <w:p>
+      <w:pPr>
+        <w:pStyle w:val="Heading2"/>
+        <w:spacing w:before="200" w:after="80"/>
+      </w:pPr>
+      <w:r>
+        <w:rPr>
+          <w:rFonts w:ascii="SimHei" w:hAnsi="SimHei" w:eastAsia="SimHei"/>
+          <w:color w:val="000000"/>
+          <w:sz w:val="27"/>
+        </w:rPr>
+        <w:t>六、代码核查后的复审（本轮 Phase A 之后）</w:t>
+      </w:r>
+    </w:p>
+    <w:p>
+      <w:pPr>
+        <w:spacing w:after="80"/>
+        <w:jc w:val="both"/>
+      </w:pPr>
+      <w:r>
+        <w:rPr>
+          <w:rFonts w:ascii="Consolas" w:hAnsi="Consolas" w:eastAsia="Consolas"/>
+          <w:sz w:val="18"/>
+        </w:rPr>
+        <w:t>09_剩余代码逻辑核查.md</w:t>
+      </w:r>
+      <w:r>
+        <w:rPr>
+          <w:rFonts w:ascii="SimSun" w:hAnsi="SimSun" w:eastAsia="SimSun"/>
+        </w:rPr>
+        <w:t xml:space="preserve"> 完成两项代码事实核查后，重新确认 P0 条件下规划决策</w:t>
+      </w:r>
+      <w:r>
+        <w:rPr>
+          <w:rFonts w:ascii="SimSun" w:hAnsi="SimSun" w:eastAsia="SimSun"/>
+          <w:b/>
+        </w:rPr>
+        <w:t>之前</w:t>
+      </w:r>
+      <w:r>
+        <w:rPr>
+          <w:rFonts w:ascii="SimSun" w:hAnsi="SimSun" w:eastAsia="SimSun"/>
+        </w:rPr>
+        <w:t xml:space="preserve">不读取以下任何一项 </w:t>
+      </w:r>
+      <w:r>
+        <w:rPr>
+          <w:rFonts w:ascii="SimSun" w:hAnsi="SimSun" w:eastAsia="SimSun"/>
+          <w:b/>
+        </w:rPr>
+        <w:t>[A]</w:t>
+      </w:r>
+      <w:r>
+        <w:rPr>
+          <w:rFonts w:ascii="SimSun" w:hAnsi="SimSun" w:eastAsia="SimSun"/>
+        </w:rPr>
+        <w:t>：</w:t>
+      </w:r>
+    </w:p>
+    <w:tbl>
+      <w:tblPr>
+        <w:tblStyle w:val="TableGrid"/>
+        <w:tblW w:type="auto" w:w="0"/>
+        <w:jc w:val="center"/>
+        <w:tblLook w:firstColumn="1" w:firstRow="1" w:lastColumn="0" w:lastRow="0" w:noHBand="0" w:noVBand="1" w:val="04A0"/>
+      </w:tblPr>
+      <w:tblGrid>
+        <w:gridCol w:w="4320"/>
+        <w:gridCol w:w="4320"/>
+      </w:tblGrid>
+      <w:tr>
+        <w:tc>
+          <w:tcPr>
+            <w:tcW w:type="dxa" w:w="4320"/>
+          </w:tcPr>
+          <w:p>
+            <w:pPr>
+              <w:spacing w:before="20" w:after="20"/>
+            </w:pPr>
+            <w:r>
+              <w:rPr>
+                <w:rFonts w:ascii="SimSun" w:hAnsi="SimSun" w:eastAsia="SimSun"/>
+                <w:b/>
+                <w:sz w:val="17"/>
+              </w:rPr>
+              <w:t>不得读取</w:t>
+            </w:r>
+          </w:p>
+        </w:tc>
+        <w:tc>
+          <w:tcPr>
+            <w:tcW w:type="dxa" w:w="4320"/>
+          </w:tcPr>
+          <w:p>
+            <w:pPr>
+              <w:spacing w:before="20" w:after="20"/>
+            </w:pPr>
+            <w:r>
+              <w:rPr>
+                <w:rFonts w:ascii="SimSun" w:hAnsi="SimSun" w:eastAsia="SimSun"/>
+                <w:b/>
+                <w:sz w:val="17"/>
+              </w:rPr>
+              <w:t>核查结论</w:t>
+            </w:r>
+          </w:p>
+        </w:tc>
+      </w:tr>
+      <w:tr>
+        <w:tc>
+          <w:tcPr>
+            <w:tcW w:type="dxa" w:w="4320"/>
+          </w:tcPr>
+          <w:p>
+            <w:pPr>
+              <w:spacing w:before="20" w:after="20"/>
+            </w:pPr>
+            <w:r>
+              <w:rPr>
+                <w:rFonts w:ascii="SimSun" w:hAnsi="SimSun" w:eastAsia="SimSun"/>
+                <w:sz w:val="17"/>
+              </w:rPr>
+              <w:t>完整环境障碍图</w:t>
+            </w:r>
+          </w:p>
+        </w:tc>
+        <w:tc>
+          <w:tcPr>
+            <w:tcW w:type="dxa" w:w="4320"/>
+          </w:tcPr>
+          <w:p>
+            <w:pPr>
+              <w:spacing w:before="20" w:after="20"/>
+            </w:pPr>
+            <w:r>
+              <w:rPr>
+                <w:rFonts w:ascii="SimSun" w:hAnsi="SimSun" w:eastAsia="SimSun"/>
+                <w:sz w:val="17"/>
+              </w:rPr>
+              <w:t xml:space="preserve">✅ </w:t>
+            </w:r>
+            <w:r>
+              <w:rPr>
+                <w:rFonts w:ascii="Consolas" w:hAnsi="Consolas" w:eastAsia="Consolas"/>
+                <w:sz w:val="17"/>
+              </w:rPr>
+              <w:t>planning_map()</w:t>
+            </w:r>
+            <w:r>
+              <w:rPr>
+                <w:rFonts w:ascii="SimSun" w:hAnsi="SimSun" w:eastAsia="SimSun"/>
+                <w:sz w:val="17"/>
+              </w:rPr>
+              <w:t xml:space="preserve"> 返回 </w:t>
+            </w:r>
+            <w:r>
+              <w:rPr>
+                <w:rFonts w:ascii="Consolas" w:hAnsi="Consolas" w:eastAsia="Consolas"/>
+                <w:sz w:val="17"/>
+              </w:rPr>
+              <w:t>world.env</w:t>
+            </w:r>
+            <w:r>
+              <w:rPr>
+                <w:rFonts w:ascii="SimSun" w:hAnsi="SimSun" w:eastAsia="SimSun"/>
+                <w:sz w:val="17"/>
+              </w:rPr>
+              <w:t>；</w:t>
+            </w:r>
+            <w:r>
+              <w:rPr>
+                <w:rFonts w:ascii="Consolas" w:hAnsi="Consolas" w:eastAsia="Consolas"/>
+                <w:sz w:val="17"/>
+              </w:rPr>
+              <w:t>world.grid</w:t>
+            </w:r>
+            <w:r>
+              <w:rPr>
+                <w:rFonts w:ascii="SimSun" w:hAnsi="SimSun" w:eastAsia="SimSun"/>
+                <w:sz w:val="17"/>
+              </w:rPr>
+              <w:t>/</w:t>
+            </w:r>
+            <w:r>
+              <w:rPr>
+                <w:rFonts w:ascii="Consolas" w:hAnsi="Consolas" w:eastAsia="Consolas"/>
+                <w:sz w:val="17"/>
+              </w:rPr>
+              <w:t>plan_grid</w:t>
+            </w:r>
+            <w:r>
+              <w:rPr>
+                <w:rFonts w:ascii="SimSun" w:hAnsi="SimSun" w:eastAsia="SimSun"/>
+                <w:sz w:val="17"/>
+              </w:rPr>
+              <w:t xml:space="preserve"> 在闭环内不被规划路径读取，已由哨兵测试锁定</w:t>
+            </w:r>
+          </w:p>
+        </w:tc>
+      </w:tr>
+      <w:tr>
+        <w:tc>
+          <w:tcPr>
+            <w:tcW w:type="dxa" w:w="4320"/>
+          </w:tcPr>
+          <w:p>
+            <w:pPr>
+              <w:spacing w:before="20" w:after="20"/>
+            </w:pPr>
+            <w:r>
+              <w:rPr>
+                <w:rFonts w:ascii="SimSun" w:hAnsi="SimSun" w:eastAsia="SimSun"/>
+                <w:sz w:val="17"/>
+              </w:rPr>
+              <w:t>完整环境求交网格</w:t>
+            </w:r>
+          </w:p>
+        </w:tc>
+        <w:tc>
+          <w:tcPr>
+            <w:tcW w:type="dxa" w:w="4320"/>
+          </w:tcPr>
+          <w:p>
+            <w:pPr>
+              <w:spacing w:before="20" w:after="20"/>
+            </w:pPr>
+            <w:r>
+              <w:rPr>
+                <w:rFonts w:ascii="SimSun" w:hAnsi="SimSun" w:eastAsia="SimSun"/>
+                <w:sz w:val="17"/>
+              </w:rPr>
+              <w:t xml:space="preserve">✅ 评分一律走 </w:t>
+            </w:r>
+            <w:r>
+              <w:rPr>
+                <w:rFonts w:ascii="Consolas" w:hAnsi="Consolas" w:eastAsia="Consolas"/>
+                <w:sz w:val="17"/>
+              </w:rPr>
+              <w:t>plan_oracle</w:t>
+            </w:r>
+            <w:r>
+              <w:rPr>
+                <w:rFonts w:ascii="SimSun" w:hAnsi="SimSun" w:eastAsia="SimSun"/>
+                <w:sz w:val="17"/>
+              </w:rPr>
+              <w:t xml:space="preserve">，其内容由 </w:t>
+            </w:r>
+            <w:r>
+              <w:rPr>
+                <w:rFonts w:ascii="Consolas" w:hAnsi="Consolas" w:eastAsia="Consolas"/>
+                <w:sz w:val="17"/>
+              </w:rPr>
+              <w:t>ref_tris</w:t>
+            </w:r>
+            <w:r>
+              <w:rPr>
+                <w:rFonts w:ascii="SimSun" w:hAnsi="SimSun" w:eastAsia="SimSun"/>
+                <w:sz w:val="17"/>
+              </w:rPr>
+              <w:t xml:space="preserve"> 决定</w:t>
+            </w:r>
+          </w:p>
+        </w:tc>
+      </w:tr>
+      <w:tr>
+        <w:tc>
+          <w:tcPr>
+            <w:tcW w:type="dxa" w:w="4320"/>
+          </w:tcPr>
+          <w:p>
+            <w:pPr>
+              <w:spacing w:before="20" w:after="20"/>
+            </w:pPr>
+            <w:r>
+              <w:rPr>
+                <w:rFonts w:ascii="SimSun" w:hAnsi="SimSun" w:eastAsia="SimSun"/>
+                <w:sz w:val="17"/>
+              </w:rPr>
+              <w:t>临时占位物位置</w:t>
+            </w:r>
+          </w:p>
+        </w:tc>
+        <w:tc>
+          <w:tcPr>
+            <w:tcW w:type="dxa" w:w="4320"/>
+          </w:tcPr>
+          <w:p>
+            <w:pPr>
+              <w:spacing w:before="20" w:after="20"/>
+            </w:pPr>
+            <w:r>
+              <w:rPr>
+                <w:rFonts w:ascii="SimSun" w:hAnsi="SimSun" w:eastAsia="SimSun"/>
+                <w:sz w:val="17"/>
+              </w:rPr>
+              <w:t xml:space="preserve">✅ </w:t>
+            </w:r>
+            <w:r>
+              <w:rPr>
+                <w:rFonts w:ascii="Consolas" w:hAnsi="Consolas" w:eastAsia="Consolas"/>
+                <w:sz w:val="17"/>
+              </w:rPr>
+              <w:t>plan_grid</w:t>
+            </w:r>
+            <w:r>
+              <w:rPr>
+                <w:rFonts w:ascii="SimSun" w:hAnsi="SimSun" w:eastAsia="SimSun"/>
+                <w:sz w:val="17"/>
+              </w:rPr>
+              <w:t xml:space="preserve"> 按 </w:t>
+            </w:r>
+            <w:r>
+              <w:rPr>
+                <w:rFonts w:ascii="Consolas" w:hAnsi="Consolas" w:eastAsia="Consolas"/>
+                <w:sz w:val="17"/>
+              </w:rPr>
+              <w:t>bim_only=True</w:t>
+            </w:r>
+            <w:r>
+              <w:rPr>
+                <w:rFonts w:ascii="SimSun" w:hAnsi="SimSun" w:eastAsia="SimSun"/>
+                <w:sz w:val="17"/>
+              </w:rPr>
+              <w:t xml:space="preserve"> 建立；</w:t>
+            </w:r>
+            <w:r>
+              <w:rPr>
+                <w:rFonts w:ascii="Consolas" w:hAnsi="Consolas" w:eastAsia="Consolas"/>
+                <w:sz w:val="17"/>
+              </w:rPr>
+              <w:t>temp_obstacle</w:t>
+            </w:r>
+            <w:r>
+              <w:rPr>
+                <w:rFonts w:ascii="SimSun" w:hAnsi="SimSun" w:eastAsia="SimSun"/>
+                <w:sz w:val="17"/>
+              </w:rPr>
+              <w:t xml:space="preserve"> 的 </w:t>
+            </w:r>
+            <w:r>
+              <w:rPr>
+                <w:rFonts w:ascii="Consolas" w:hAnsi="Consolas" w:eastAsia="Consolas"/>
+                <w:sz w:val="17"/>
+              </w:rPr>
+              <w:t>in_bim=False</w:t>
+            </w:r>
+            <w:r>
+              <w:rPr>
+                <w:rFonts w:ascii="SimSun" w:hAnsi="SimSun" w:eastAsia="SimSun"/>
+                <w:sz w:val="17"/>
+              </w:rPr>
+              <w:t>，不进入</w:t>
+            </w:r>
+          </w:p>
+        </w:tc>
+      </w:tr>
+      <w:tr>
+        <w:tc>
+          <w:tcPr>
+            <w:tcW w:type="dxa" w:w="4320"/>
+          </w:tcPr>
+          <w:p>
+            <w:pPr>
+              <w:spacing w:before="20" w:after="20"/>
+            </w:pPr>
+            <w:r>
+              <w:rPr>
+                <w:rFonts w:ascii="SimSun" w:hAnsi="SimSun" w:eastAsia="SimSun"/>
+                <w:sz w:val="17"/>
+              </w:rPr>
+              <w:t>真值可见性</w:t>
+            </w:r>
+          </w:p>
+        </w:tc>
+        <w:tc>
+          <w:tcPr>
+            <w:tcW w:type="dxa" w:w="4320"/>
+          </w:tcPr>
+          <w:p>
+            <w:pPr>
+              <w:spacing w:before="20" w:after="20"/>
+            </w:pPr>
+            <w:r>
+              <w:rPr>
+                <w:rFonts w:ascii="SimSun" w:hAnsi="SimSun" w:eastAsia="SimSun"/>
+                <w:sz w:val="17"/>
+              </w:rPr>
+              <w:t xml:space="preserve">✅ </w:t>
+            </w:r>
+            <w:r>
+              <w:rPr>
+                <w:rFonts w:ascii="Consolas" w:hAnsi="Consolas" w:eastAsia="Consolas"/>
+                <w:sz w:val="17"/>
+              </w:rPr>
+              <w:t>vis_audit_at</w:t>
+            </w:r>
+            <w:r>
+              <w:rPr>
+                <w:rFonts w:ascii="SimSun" w:hAnsi="SimSun" w:eastAsia="SimSun"/>
+                <w:sz w:val="17"/>
+              </w:rPr>
+              <w:t xml:space="preserve"> 在</w:t>
+            </w:r>
+            <w:r>
+              <w:rPr>
+                <w:rFonts w:ascii="SimSun" w:hAnsi="SimSun" w:eastAsia="SimSun"/>
+                <w:b/>
+                <w:sz w:val="17"/>
+              </w:rPr>
+              <w:t>选站之后</w:t>
+            </w:r>
+            <w:r>
+              <w:rPr>
+                <w:rFonts w:ascii="SimSun" w:hAnsi="SimSun" w:eastAsia="SimSun"/>
+                <w:sz w:val="17"/>
+              </w:rPr>
+              <w:t xml:space="preserve">调用，返回值只写进 </w:t>
+            </w:r>
+            <w:r>
+              <w:rPr>
+                <w:rFonts w:ascii="Consolas" w:hAnsi="Consolas" w:eastAsia="Consolas"/>
+                <w:sz w:val="17"/>
+              </w:rPr>
+              <w:t>history</w:t>
+            </w:r>
+          </w:p>
+        </w:tc>
+      </w:tr>
+      <w:tr>
+        <w:tc>
+          <w:tcPr>
+            <w:tcW w:type="dxa" w:w="4320"/>
+          </w:tcPr>
+          <w:p>
+            <w:pPr>
+              <w:spacing w:before="20" w:after="20"/>
+            </w:pPr>
+            <w:r>
+              <w:rPr>
+                <w:rFonts w:ascii="SimSun" w:hAnsi="SimSun" w:eastAsia="SimSun"/>
+                <w:sz w:val="17"/>
+              </w:rPr>
+              <w:t>真值自由空间</w:t>
+            </w:r>
+          </w:p>
+        </w:tc>
+        <w:tc>
+          <w:tcPr>
+            <w:tcW w:type="dxa" w:w="4320"/>
+          </w:tcPr>
+          <w:p>
+            <w:pPr>
+              <w:spacing w:before="20" w:after="20"/>
+            </w:pPr>
+            <w:r>
+              <w:rPr>
+                <w:rFonts w:ascii="SimSun" w:hAnsi="SimSun" w:eastAsia="SimSun"/>
+                <w:sz w:val="17"/>
+              </w:rPr>
+              <w:t>✅ 同上；</w:t>
+            </w:r>
+            <w:r>
+              <w:rPr>
+                <w:rFonts w:ascii="Consolas" w:hAnsi="Consolas" w:eastAsia="Consolas"/>
+                <w:sz w:val="17"/>
+              </w:rPr>
+              <w:t>build_ground_truth</w:t>
+            </w:r>
+            <w:r>
+              <w:rPr>
+                <w:rFonts w:ascii="SimSun" w:hAnsi="SimSun" w:eastAsia="SimSun"/>
+                <w:sz w:val="17"/>
+              </w:rPr>
+              <w:t xml:space="preserve"> 每（场景，种子）算一次后各档共用，不进入决策</w:t>
+            </w:r>
+          </w:p>
+        </w:tc>
+      </w:tr>
+    </w:tbl>
+    <w:p/>
+    <w:p>
+      <w:pPr>
+        <w:spacing w:after="80"/>
+        <w:jc w:val="both"/>
+      </w:pPr>
+      <w:r>
+        <w:rPr>
+          <w:rFonts w:ascii="SimSun" w:hAnsi="SimSun" w:eastAsia="SimSun"/>
+        </w:rPr>
+        <w:t xml:space="preserve">允许读取且已核实其用途 </w:t>
+      </w:r>
+      <w:r>
+        <w:rPr>
+          <w:rFonts w:ascii="SimSun" w:hAnsi="SimSun" w:eastAsia="SimSun"/>
+          <w:b/>
+        </w:rPr>
+        <w:t>[A]</w:t>
+      </w:r>
+      <w:r>
+        <w:rPr>
+          <w:rFonts w:ascii="SimSun" w:hAnsi="SimSun" w:eastAsia="SimSun"/>
+        </w:rPr>
+        <w:t>：M_ref 目标几何、当前观测、安全规程；以及 simulatortruth —— 仅用于产生传感器观测、事后评价、以及选站后的审计。</w:t>
+      </w:r>
+    </w:p>
+    <w:p>
+      <w:pPr>
+        <w:spacing w:after="80"/>
+        <w:jc w:val="both"/>
+      </w:pPr>
+      <w:r>
+        <w:rPr>
+          <w:rFonts w:ascii="SimSun" w:hAnsi="SimSun" w:eastAsia="SimSun"/>
+          <w:b/>
+        </w:rPr>
+        <w:t>残留项（3.1 初始站位）继续保留</w:t>
+      </w:r>
+      <w:r>
+        <w:rPr>
+          <w:rFonts w:ascii="SimSun" w:hAnsi="SimSun" w:eastAsia="SimSun"/>
+        </w:rPr>
+        <w:t>，不假装解决"完全无信息情况下第一站去哪"。</w:t>
       </w:r>
     </w:p>
     <w:sectPr>
